--- a/projects/lobdel/Lobdel_ROM_FeeProposal_v3.docx
+++ b/projects/lobdel/Lobdel_ROM_FeeProposal_v3.docx
@@ -200,12 +200,6 @@
         <w:gridCol w:w="6560"/>
       </w:tblGrid>
       <w:tr>
-        <w:tblPrEx>
-          <w:tblCellMar>
-            <w:top w:w="0" w:type="dxa"/>
-            <w:bottom w:w="0" w:type="dxa"/>
-          </w:tblCellMar>
-        </w:tblPrEx>
         <w:tc>
           <w:tcPr>
             <w:tcW w:w="2800" w:type="dxa"/>
@@ -284,12 +278,6 @@
         </w:tc>
       </w:tr>
       <w:tr>
-        <w:tblPrEx>
-          <w:tblCellMar>
-            <w:top w:w="0" w:type="dxa"/>
-            <w:bottom w:w="0" w:type="dxa"/>
-          </w:tblCellMar>
-        </w:tblPrEx>
         <w:tc>
           <w:tcPr>
             <w:tcW w:w="2800" w:type="dxa"/>
@@ -350,12 +338,6 @@
         </w:tc>
       </w:tr>
       <w:tr>
-        <w:tblPrEx>
-          <w:tblCellMar>
-            <w:top w:w="0" w:type="dxa"/>
-            <w:bottom w:w="0" w:type="dxa"/>
-          </w:tblCellMar>
-        </w:tblPrEx>
         <w:tc>
           <w:tcPr>
             <w:tcW w:w="2800" w:type="dxa"/>
@@ -434,12 +416,6 @@
         </w:tc>
       </w:tr>
       <w:tr>
-        <w:tblPrEx>
-          <w:tblCellMar>
-            <w:top w:w="0" w:type="dxa"/>
-            <w:bottom w:w="0" w:type="dxa"/>
-          </w:tblCellMar>
-        </w:tblPrEx>
         <w:tc>
           <w:tcPr>
             <w:tcW w:w="2800" w:type="dxa"/>
@@ -500,12 +476,6 @@
         </w:tc>
       </w:tr>
       <w:tr>
-        <w:tblPrEx>
-          <w:tblCellMar>
-            <w:top w:w="0" w:type="dxa"/>
-            <w:bottom w:w="0" w:type="dxa"/>
-          </w:tblCellMar>
-        </w:tblPrEx>
         <w:tc>
           <w:tcPr>
             <w:tcW w:w="2800" w:type="dxa"/>
@@ -566,12 +536,6 @@
         </w:tc>
       </w:tr>
       <w:tr>
-        <w:tblPrEx>
-          <w:tblCellMar>
-            <w:top w:w="0" w:type="dxa"/>
-            <w:bottom w:w="0" w:type="dxa"/>
-          </w:tblCellMar>
-        </w:tblPrEx>
         <w:tc>
           <w:tcPr>
             <w:tcW w:w="2800" w:type="dxa"/>
@@ -632,12 +596,6 @@
         </w:tc>
       </w:tr>
       <w:tr>
-        <w:tblPrEx>
-          <w:tblCellMar>
-            <w:top w:w="0" w:type="dxa"/>
-            <w:bottom w:w="0" w:type="dxa"/>
-          </w:tblCellMar>
-        </w:tblPrEx>
         <w:tc>
           <w:tcPr>
             <w:tcW w:w="2800" w:type="dxa"/>
@@ -698,12 +656,6 @@
         </w:tc>
       </w:tr>
       <w:tr>
-        <w:tblPrEx>
-          <w:tblCellMar>
-            <w:top w:w="0" w:type="dxa"/>
-            <w:bottom w:w="0" w:type="dxa"/>
-          </w:tblCellMar>
-        </w:tblPrEx>
         <w:tc>
           <w:tcPr>
             <w:tcW w:w="2800" w:type="dxa"/>
@@ -764,12 +716,6 @@
         </w:tc>
       </w:tr>
       <w:tr>
-        <w:tblPrEx>
-          <w:tblCellMar>
-            <w:top w:w="0" w:type="dxa"/>
-            <w:bottom w:w="0" w:type="dxa"/>
-          </w:tblCellMar>
-        </w:tblPrEx>
         <w:tc>
           <w:tcPr>
             <w:tcW w:w="2800" w:type="dxa"/>
@@ -830,12 +776,6 @@
         </w:tc>
       </w:tr>
       <w:tr>
-        <w:tblPrEx>
-          <w:tblCellMar>
-            <w:top w:w="0" w:type="dxa"/>
-            <w:bottom w:w="0" w:type="dxa"/>
-          </w:tblCellMar>
-        </w:tblPrEx>
         <w:tc>
           <w:tcPr>
             <w:tcW w:w="2800" w:type="dxa"/>
@@ -896,12 +836,6 @@
         </w:tc>
       </w:tr>
       <w:tr>
-        <w:tblPrEx>
-          <w:tblCellMar>
-            <w:top w:w="0" w:type="dxa"/>
-            <w:bottom w:w="0" w:type="dxa"/>
-          </w:tblCellMar>
-        </w:tblPrEx>
         <w:tc>
           <w:tcPr>
             <w:tcW w:w="2800" w:type="dxa"/>
@@ -962,12 +896,6 @@
         </w:tc>
       </w:tr>
       <w:tr>
-        <w:tblPrEx>
-          <w:tblCellMar>
-            <w:top w:w="0" w:type="dxa"/>
-            <w:bottom w:w="0" w:type="dxa"/>
-          </w:tblCellMar>
-        </w:tblPrEx>
         <w:tc>
           <w:tcPr>
             <w:tcW w:w="2800" w:type="dxa"/>
@@ -1028,12 +956,6 @@
         </w:tc>
       </w:tr>
       <w:tr>
-        <w:tblPrEx>
-          <w:tblCellMar>
-            <w:top w:w="0" w:type="dxa"/>
-            <w:bottom w:w="0" w:type="dxa"/>
-          </w:tblCellMar>
-        </w:tblPrEx>
         <w:tc>
           <w:tcPr>
             <w:tcW w:w="2800" w:type="dxa"/>
@@ -1112,12 +1034,6 @@
         </w:tc>
       </w:tr>
       <w:tr>
-        <w:tblPrEx>
-          <w:tblCellMar>
-            <w:top w:w="0" w:type="dxa"/>
-            <w:bottom w:w="0" w:type="dxa"/>
-          </w:tblCellMar>
-        </w:tblPrEx>
         <w:tc>
           <w:tcPr>
             <w:tcW w:w="2800" w:type="dxa"/>
@@ -1178,12 +1094,6 @@
         </w:tc>
       </w:tr>
       <w:tr>
-        <w:tblPrEx>
-          <w:tblCellMar>
-            <w:top w:w="0" w:type="dxa"/>
-            <w:bottom w:w="0" w:type="dxa"/>
-          </w:tblCellMar>
-        </w:tblPrEx>
         <w:tc>
           <w:tcPr>
             <w:tcW w:w="2800" w:type="dxa"/>
@@ -1280,12 +1190,6 @@
         </w:tc>
       </w:tr>
       <w:tr>
-        <w:tblPrEx>
-          <w:tblCellMar>
-            <w:top w:w="0" w:type="dxa"/>
-            <w:bottom w:w="0" w:type="dxa"/>
-          </w:tblCellMar>
-        </w:tblPrEx>
         <w:tc>
           <w:tcPr>
             <w:tcW w:w="2800" w:type="dxa"/>
@@ -1382,12 +1286,6 @@
         </w:tc>
       </w:tr>
       <w:tr>
-        <w:tblPrEx>
-          <w:tblCellMar>
-            <w:top w:w="0" w:type="dxa"/>
-            <w:bottom w:w="0" w:type="dxa"/>
-          </w:tblCellMar>
-        </w:tblPrEx>
         <w:tc>
           <w:tcPr>
             <w:tcW w:w="2800" w:type="dxa"/>
@@ -1448,12 +1346,6 @@
         </w:tc>
       </w:tr>
       <w:tr>
-        <w:tblPrEx>
-          <w:tblCellMar>
-            <w:top w:w="0" w:type="dxa"/>
-            <w:bottom w:w="0" w:type="dxa"/>
-          </w:tblCellMar>
-        </w:tblPrEx>
         <w:tc>
           <w:tcPr>
             <w:tcW w:w="2800" w:type="dxa"/>
@@ -1578,12 +1470,6 @@
         <w:gridCol w:w="4880"/>
       </w:tblGrid>
       <w:tr>
-        <w:tblPrEx>
-          <w:tblCellMar>
-            <w:top w:w="0" w:type="dxa"/>
-            <w:bottom w:w="0" w:type="dxa"/>
-          </w:tblCellMar>
-        </w:tblPrEx>
         <w:tc>
           <w:tcPr>
             <w:tcW w:w="2800" w:type="dxa"/>
@@ -1682,12 +1568,6 @@
         </w:tc>
       </w:tr>
       <w:tr>
-        <w:tblPrEx>
-          <w:tblCellMar>
-            <w:top w:w="0" w:type="dxa"/>
-            <w:bottom w:w="0" w:type="dxa"/>
-          </w:tblCellMar>
-        </w:tblPrEx>
         <w:tc>
           <w:tcPr>
             <w:tcW w:w="2800" w:type="dxa"/>
@@ -1798,12 +1678,6 @@
         </w:tc>
       </w:tr>
       <w:tr>
-        <w:tblPrEx>
-          <w:tblCellMar>
-            <w:top w:w="0" w:type="dxa"/>
-            <w:bottom w:w="0" w:type="dxa"/>
-          </w:tblCellMar>
-        </w:tblPrEx>
         <w:tc>
           <w:tcPr>
             <w:tcW w:w="2800" w:type="dxa"/>
@@ -1932,12 +1806,6 @@
         </w:tc>
       </w:tr>
       <w:tr>
-        <w:tblPrEx>
-          <w:tblCellMar>
-            <w:top w:w="0" w:type="dxa"/>
-            <w:bottom w:w="0" w:type="dxa"/>
-          </w:tblCellMar>
-        </w:tblPrEx>
         <w:tc>
           <w:tcPr>
             <w:tcW w:w="2800" w:type="dxa"/>
@@ -2066,12 +1934,6 @@
         </w:tc>
       </w:tr>
       <w:tr>
-        <w:tblPrEx>
-          <w:tblCellMar>
-            <w:top w:w="0" w:type="dxa"/>
-            <w:bottom w:w="0" w:type="dxa"/>
-          </w:tblCellMar>
-        </w:tblPrEx>
         <w:tc>
           <w:tcPr>
             <w:tcW w:w="2800" w:type="dxa"/>
@@ -2164,12 +2026,6 @@
         </w:tc>
       </w:tr>
       <w:tr>
-        <w:tblPrEx>
-          <w:tblCellMar>
-            <w:top w:w="0" w:type="dxa"/>
-            <w:bottom w:w="0" w:type="dxa"/>
-          </w:tblCellMar>
-        </w:tblPrEx>
         <w:tc>
           <w:tcPr>
             <w:tcW w:w="2800" w:type="dxa"/>
@@ -2262,12 +2118,6 @@
         </w:tc>
       </w:tr>
       <w:tr>
-        <w:tblPrEx>
-          <w:tblCellMar>
-            <w:top w:w="0" w:type="dxa"/>
-            <w:bottom w:w="0" w:type="dxa"/>
-          </w:tblCellMar>
-        </w:tblPrEx>
         <w:tc>
           <w:tcPr>
             <w:tcW w:w="2800" w:type="dxa"/>
@@ -2360,12 +2210,6 @@
         </w:tc>
       </w:tr>
       <w:tr>
-        <w:tblPrEx>
-          <w:tblCellMar>
-            <w:top w:w="0" w:type="dxa"/>
-            <w:bottom w:w="0" w:type="dxa"/>
-          </w:tblCellMar>
-        </w:tblPrEx>
         <w:tc>
           <w:tcPr>
             <w:tcW w:w="2800" w:type="dxa"/>
@@ -2458,12 +2302,6 @@
         </w:tc>
       </w:tr>
       <w:tr>
-        <w:tblPrEx>
-          <w:tblCellMar>
-            <w:top w:w="0" w:type="dxa"/>
-            <w:bottom w:w="0" w:type="dxa"/>
-          </w:tblCellMar>
-        </w:tblPrEx>
         <w:tc>
           <w:tcPr>
             <w:tcW w:w="2800" w:type="dxa"/>
@@ -2556,12 +2394,6 @@
         </w:tc>
       </w:tr>
       <w:tr>
-        <w:tblPrEx>
-          <w:tblCellMar>
-            <w:top w:w="0" w:type="dxa"/>
-            <w:bottom w:w="0" w:type="dxa"/>
-          </w:tblCellMar>
-        </w:tblPrEx>
         <w:tc>
           <w:tcPr>
             <w:tcW w:w="2800" w:type="dxa"/>
@@ -2672,12 +2504,6 @@
         </w:tc>
       </w:tr>
       <w:tr>
-        <w:tblPrEx>
-          <w:tblCellMar>
-            <w:top w:w="0" w:type="dxa"/>
-            <w:bottom w:w="0" w:type="dxa"/>
-          </w:tblCellMar>
-        </w:tblPrEx>
         <w:tc>
           <w:tcPr>
             <w:tcW w:w="2800" w:type="dxa"/>
@@ -2828,12 +2654,6 @@
         <w:gridCol w:w="4280"/>
       </w:tblGrid>
       <w:tr>
-        <w:tblPrEx>
-          <w:tblCellMar>
-            <w:top w:w="0" w:type="dxa"/>
-            <w:bottom w:w="0" w:type="dxa"/>
-          </w:tblCellMar>
-        </w:tblPrEx>
         <w:tc>
           <w:tcPr>
             <w:tcW w:w="2800" w:type="dxa"/>
@@ -2935,12 +2755,6 @@
         </w:tc>
       </w:tr>
       <w:tr>
-        <w:tblPrEx>
-          <w:tblCellMar>
-            <w:top w:w="0" w:type="dxa"/>
-            <w:bottom w:w="0" w:type="dxa"/>
-          </w:tblCellMar>
-        </w:tblPrEx>
         <w:tc>
           <w:tcPr>
             <w:tcW w:w="2800" w:type="dxa"/>
@@ -3036,12 +2850,6 @@
         </w:tc>
       </w:tr>
       <w:tr>
-        <w:tblPrEx>
-          <w:tblCellMar>
-            <w:top w:w="0" w:type="dxa"/>
-            <w:bottom w:w="0" w:type="dxa"/>
-          </w:tblCellMar>
-        </w:tblPrEx>
         <w:tc>
           <w:tcPr>
             <w:tcW w:w="2800" w:type="dxa"/>
@@ -3137,12 +2945,6 @@
         </w:tc>
       </w:tr>
       <w:tr>
-        <w:tblPrEx>
-          <w:tblCellMar>
-            <w:top w:w="0" w:type="dxa"/>
-            <w:bottom w:w="0" w:type="dxa"/>
-          </w:tblCellMar>
-        </w:tblPrEx>
         <w:tc>
           <w:tcPr>
             <w:tcW w:w="2800" w:type="dxa"/>
@@ -3238,12 +3040,6 @@
         </w:tc>
       </w:tr>
       <w:tr>
-        <w:tblPrEx>
-          <w:tblCellMar>
-            <w:top w:w="0" w:type="dxa"/>
-            <w:bottom w:w="0" w:type="dxa"/>
-          </w:tblCellMar>
-        </w:tblPrEx>
         <w:tc>
           <w:tcPr>
             <w:tcW w:w="2800" w:type="dxa"/>
@@ -3339,12 +3135,6 @@
         </w:tc>
       </w:tr>
       <w:tr>
-        <w:tblPrEx>
-          <w:tblCellMar>
-            <w:top w:w="0" w:type="dxa"/>
-            <w:bottom w:w="0" w:type="dxa"/>
-          </w:tblCellMar>
-        </w:tblPrEx>
         <w:tc>
           <w:tcPr>
             <w:tcW w:w="2800" w:type="dxa"/>
@@ -3440,12 +3230,6 @@
         </w:tc>
       </w:tr>
       <w:tr>
-        <w:tblPrEx>
-          <w:tblCellMar>
-            <w:top w:w="0" w:type="dxa"/>
-            <w:bottom w:w="0" w:type="dxa"/>
-          </w:tblCellMar>
-        </w:tblPrEx>
         <w:tc>
           <w:tcPr>
             <w:tcW w:w="2800" w:type="dxa"/>
@@ -3596,12 +3380,6 @@
         <w:gridCol w:w="5560"/>
       </w:tblGrid>
       <w:tr>
-        <w:tblPrEx>
-          <w:tblCellMar>
-            <w:top w:w="0" w:type="dxa"/>
-            <w:bottom w:w="0" w:type="dxa"/>
-          </w:tblCellMar>
-        </w:tblPrEx>
         <w:tc>
           <w:tcPr>
             <w:tcW w:w="2200" w:type="dxa"/>
@@ -3700,12 +3478,6 @@
         </w:tc>
       </w:tr>
       <w:tr>
-        <w:tblPrEx>
-          <w:tblCellMar>
-            <w:top w:w="0" w:type="dxa"/>
-            <w:bottom w:w="0" w:type="dxa"/>
-          </w:tblCellMar>
-        </w:tblPrEx>
         <w:tc>
           <w:tcPr>
             <w:tcW w:w="2200" w:type="dxa"/>
@@ -3816,12 +3588,6 @@
         </w:tc>
       </w:tr>
       <w:tr>
-        <w:tblPrEx>
-          <w:tblCellMar>
-            <w:top w:w="0" w:type="dxa"/>
-            <w:bottom w:w="0" w:type="dxa"/>
-          </w:tblCellMar>
-        </w:tblPrEx>
         <w:tc>
           <w:tcPr>
             <w:tcW w:w="2200" w:type="dxa"/>
@@ -3932,12 +3698,6 @@
         </w:tc>
       </w:tr>
       <w:tr>
-        <w:tblPrEx>
-          <w:tblCellMar>
-            <w:top w:w="0" w:type="dxa"/>
-            <w:bottom w:w="0" w:type="dxa"/>
-          </w:tblCellMar>
-        </w:tblPrEx>
         <w:tc>
           <w:tcPr>
             <w:tcW w:w="2200" w:type="dxa"/>
@@ -4030,12 +3790,6 @@
         </w:tc>
       </w:tr>
       <w:tr>
-        <w:tblPrEx>
-          <w:tblCellMar>
-            <w:top w:w="0" w:type="dxa"/>
-            <w:bottom w:w="0" w:type="dxa"/>
-          </w:tblCellMar>
-        </w:tblPrEx>
         <w:tc>
           <w:tcPr>
             <w:tcW w:w="2200" w:type="dxa"/>
@@ -4128,12 +3882,6 @@
         </w:tc>
       </w:tr>
       <w:tr>
-        <w:tblPrEx>
-          <w:tblCellMar>
-            <w:top w:w="0" w:type="dxa"/>
-            <w:bottom w:w="0" w:type="dxa"/>
-          </w:tblCellMar>
-        </w:tblPrEx>
         <w:tc>
           <w:tcPr>
             <w:tcW w:w="2200" w:type="dxa"/>
@@ -4226,12 +3974,6 @@
         </w:tc>
       </w:tr>
       <w:tr>
-        <w:tblPrEx>
-          <w:tblCellMar>
-            <w:top w:w="0" w:type="dxa"/>
-            <w:bottom w:w="0" w:type="dxa"/>
-          </w:tblCellMar>
-        </w:tblPrEx>
         <w:tc>
           <w:tcPr>
             <w:tcW w:w="2200" w:type="dxa"/>
@@ -4324,12 +4066,6 @@
         </w:tc>
       </w:tr>
       <w:tr>
-        <w:tblPrEx>
-          <w:tblCellMar>
-            <w:top w:w="0" w:type="dxa"/>
-            <w:bottom w:w="0" w:type="dxa"/>
-          </w:tblCellMar>
-        </w:tblPrEx>
         <w:tc>
           <w:tcPr>
             <w:tcW w:w="2200" w:type="dxa"/>
@@ -4422,12 +4158,6 @@
         </w:tc>
       </w:tr>
       <w:tr>
-        <w:tblPrEx>
-          <w:tblCellMar>
-            <w:top w:w="0" w:type="dxa"/>
-            <w:bottom w:w="0" w:type="dxa"/>
-          </w:tblCellMar>
-        </w:tblPrEx>
         <w:tc>
           <w:tcPr>
             <w:tcW w:w="2200" w:type="dxa"/>
@@ -4520,12 +4250,6 @@
         </w:tc>
       </w:tr>
       <w:tr>
-        <w:tblPrEx>
-          <w:tblCellMar>
-            <w:top w:w="0" w:type="dxa"/>
-            <w:bottom w:w="0" w:type="dxa"/>
-          </w:tblCellMar>
-        </w:tblPrEx>
         <w:tc>
           <w:tcPr>
             <w:tcW w:w="2200" w:type="dxa"/>
@@ -4618,12 +4342,6 @@
         </w:tc>
       </w:tr>
       <w:tr>
-        <w:tblPrEx>
-          <w:tblCellMar>
-            <w:top w:w="0" w:type="dxa"/>
-            <w:bottom w:w="0" w:type="dxa"/>
-          </w:tblCellMar>
-        </w:tblPrEx>
         <w:tc>
           <w:tcPr>
             <w:tcW w:w="2200" w:type="dxa"/>
@@ -4716,12 +4434,6 @@
         </w:tc>
       </w:tr>
       <w:tr>
-        <w:tblPrEx>
-          <w:tblCellMar>
-            <w:top w:w="0" w:type="dxa"/>
-            <w:bottom w:w="0" w:type="dxa"/>
-          </w:tblCellMar>
-        </w:tblPrEx>
         <w:tc>
           <w:tcPr>
             <w:tcW w:w="2200" w:type="dxa"/>
@@ -4814,12 +4526,6 @@
         </w:tc>
       </w:tr>
       <w:tr>
-        <w:tblPrEx>
-          <w:tblCellMar>
-            <w:top w:w="0" w:type="dxa"/>
-            <w:bottom w:w="0" w:type="dxa"/>
-          </w:tblCellMar>
-        </w:tblPrEx>
         <w:tc>
           <w:tcPr>
             <w:tcW w:w="2200" w:type="dxa"/>
@@ -4912,12 +4618,6 @@
         </w:tc>
       </w:tr>
       <w:tr>
-        <w:tblPrEx>
-          <w:tblCellMar>
-            <w:top w:w="0" w:type="dxa"/>
-            <w:bottom w:w="0" w:type="dxa"/>
-          </w:tblCellMar>
-        </w:tblPrEx>
         <w:tc>
           <w:tcPr>
             <w:tcW w:w="2200" w:type="dxa"/>
@@ -5053,12 +4753,6 @@
         <w:gridCol w:w="2386"/>
       </w:tblGrid>
       <w:tr>
-        <w:tblPrEx>
-          <w:tblCellMar>
-            <w:top w:w="0" w:type="dxa"/>
-            <w:bottom w:w="0" w:type="dxa"/>
-          </w:tblCellMar>
-        </w:tblPrEx>
         <w:tc>
           <w:tcPr>
             <w:tcW w:w="2200" w:type="dxa"/>
@@ -5183,12 +4877,6 @@
         </w:tc>
       </w:tr>
       <w:tr>
-        <w:tblPrEx>
-          <w:tblCellMar>
-            <w:top w:w="0" w:type="dxa"/>
-            <w:bottom w:w="0" w:type="dxa"/>
-          </w:tblCellMar>
-        </w:tblPrEx>
         <w:tc>
           <w:tcPr>
             <w:tcW w:w="2200" w:type="dxa"/>
@@ -5316,12 +5004,6 @@
         </w:tc>
       </w:tr>
       <w:tr>
-        <w:tblPrEx>
-          <w:tblCellMar>
-            <w:top w:w="0" w:type="dxa"/>
-            <w:bottom w:w="0" w:type="dxa"/>
-          </w:tblCellMar>
-        </w:tblPrEx>
         <w:tc>
           <w:tcPr>
             <w:tcW w:w="2200" w:type="dxa"/>
@@ -5449,12 +5131,6 @@
         </w:tc>
       </w:tr>
       <w:tr>
-        <w:tblPrEx>
-          <w:tblCellMar>
-            <w:top w:w="0" w:type="dxa"/>
-            <w:bottom w:w="0" w:type="dxa"/>
-          </w:tblCellMar>
-        </w:tblPrEx>
         <w:tc>
           <w:tcPr>
             <w:tcW w:w="2200" w:type="dxa"/>
@@ -5582,12 +5258,6 @@
         </w:tc>
       </w:tr>
       <w:tr>
-        <w:tblPrEx>
-          <w:tblCellMar>
-            <w:top w:w="0" w:type="dxa"/>
-            <w:bottom w:w="0" w:type="dxa"/>
-          </w:tblCellMar>
-        </w:tblPrEx>
         <w:tc>
           <w:tcPr>
             <w:tcW w:w="2200" w:type="dxa"/>
@@ -5715,12 +5385,6 @@
         </w:tc>
       </w:tr>
       <w:tr>
-        <w:tblPrEx>
-          <w:tblCellMar>
-            <w:top w:w="0" w:type="dxa"/>
-            <w:bottom w:w="0" w:type="dxa"/>
-          </w:tblCellMar>
-        </w:tblPrEx>
         <w:tc>
           <w:tcPr>
             <w:tcW w:w="2200" w:type="dxa"/>
@@ -5848,12 +5512,6 @@
         </w:tc>
       </w:tr>
       <w:tr>
-        <w:tblPrEx>
-          <w:tblCellMar>
-            <w:top w:w="0" w:type="dxa"/>
-            <w:bottom w:w="0" w:type="dxa"/>
-          </w:tblCellMar>
-        </w:tblPrEx>
         <w:tc>
           <w:tcPr>
             <w:tcW w:w="2200" w:type="dxa"/>
@@ -5981,12 +5639,6 @@
         </w:tc>
       </w:tr>
       <w:tr>
-        <w:tblPrEx>
-          <w:tblCellMar>
-            <w:top w:w="0" w:type="dxa"/>
-            <w:bottom w:w="0" w:type="dxa"/>
-          </w:tblCellMar>
-        </w:tblPrEx>
         <w:tc>
           <w:tcPr>
             <w:tcW w:w="2200" w:type="dxa"/>
@@ -6114,12 +5766,6 @@
         </w:tc>
       </w:tr>
       <w:tr>
-        <w:tblPrEx>
-          <w:tblCellMar>
-            <w:top w:w="0" w:type="dxa"/>
-            <w:bottom w:w="0" w:type="dxa"/>
-          </w:tblCellMar>
-        </w:tblPrEx>
         <w:tc>
           <w:tcPr>
             <w:tcW w:w="2200" w:type="dxa"/>
@@ -6247,12 +5893,6 @@
         </w:tc>
       </w:tr>
       <w:tr>
-        <w:tblPrEx>
-          <w:tblCellMar>
-            <w:top w:w="0" w:type="dxa"/>
-            <w:bottom w:w="0" w:type="dxa"/>
-          </w:tblCellMar>
-        </w:tblPrEx>
         <w:tc>
           <w:tcPr>
             <w:tcW w:w="2200" w:type="dxa"/>
@@ -6380,12 +6020,6 @@
         </w:tc>
       </w:tr>
       <w:tr>
-        <w:tblPrEx>
-          <w:tblCellMar>
-            <w:top w:w="0" w:type="dxa"/>
-            <w:bottom w:w="0" w:type="dxa"/>
-          </w:tblCellMar>
-        </w:tblPrEx>
         <w:tc>
           <w:tcPr>
             <w:tcW w:w="2200" w:type="dxa"/>
@@ -6514,12 +6148,6 @@
         </w:tc>
       </w:tr>
       <w:tr>
-        <w:tblPrEx>
-          <w:tblCellMar>
-            <w:top w:w="0" w:type="dxa"/>
-            <w:bottom w:w="0" w:type="dxa"/>
-          </w:tblCellMar>
-        </w:tblPrEx>
         <w:tc>
           <w:tcPr>
             <w:tcW w:w="2200" w:type="dxa"/>
@@ -6665,12 +6293,6 @@
         </w:tc>
       </w:tr>
       <w:tr>
-        <w:tblPrEx>
-          <w:tblCellMar>
-            <w:top w:w="0" w:type="dxa"/>
-            <w:bottom w:w="0" w:type="dxa"/>
-          </w:tblCellMar>
-        </w:tblPrEx>
         <w:tc>
           <w:tcPr>
             <w:tcW w:w="2200" w:type="dxa"/>
@@ -6816,12 +6438,6 @@
         </w:tc>
       </w:tr>
       <w:tr>
-        <w:tblPrEx>
-          <w:tblCellMar>
-            <w:top w:w="0" w:type="dxa"/>
-            <w:bottom w:w="0" w:type="dxa"/>
-          </w:tblCellMar>
-        </w:tblPrEx>
         <w:tc>
           <w:tcPr>
             <w:tcW w:w="2200" w:type="dxa"/>
@@ -6949,12 +6565,6 @@
         </w:tc>
       </w:tr>
       <w:tr>
-        <w:tblPrEx>
-          <w:tblCellMar>
-            <w:top w:w="0" w:type="dxa"/>
-            <w:bottom w:w="0" w:type="dxa"/>
-          </w:tblCellMar>
-        </w:tblPrEx>
         <w:tc>
           <w:tcPr>
             <w:tcW w:w="2200" w:type="dxa"/>
@@ -7082,12 +6692,6 @@
         </w:tc>
       </w:tr>
       <w:tr>
-        <w:tblPrEx>
-          <w:tblCellMar>
-            <w:top w:w="0" w:type="dxa"/>
-            <w:bottom w:w="0" w:type="dxa"/>
-          </w:tblCellMar>
-        </w:tblPrEx>
         <w:tc>
           <w:tcPr>
             <w:tcW w:w="2200" w:type="dxa"/>
@@ -7215,12 +6819,6 @@
         </w:tc>
       </w:tr>
       <w:tr>
-        <w:tblPrEx>
-          <w:tblCellMar>
-            <w:top w:w="0" w:type="dxa"/>
-            <w:bottom w:w="0" w:type="dxa"/>
-          </w:tblCellMar>
-        </w:tblPrEx>
         <w:tc>
           <w:tcPr>
             <w:tcW w:w="2200" w:type="dxa"/>
@@ -7348,12 +6946,6 @@
         </w:tc>
       </w:tr>
       <w:tr>
-        <w:tblPrEx>
-          <w:tblCellMar>
-            <w:top w:w="0" w:type="dxa"/>
-            <w:bottom w:w="0" w:type="dxa"/>
-          </w:tblCellMar>
-        </w:tblPrEx>
         <w:tc>
           <w:tcPr>
             <w:tcW w:w="2200" w:type="dxa"/>
@@ -7481,12 +7073,6 @@
         </w:tc>
       </w:tr>
       <w:tr>
-        <w:tblPrEx>
-          <w:tblCellMar>
-            <w:top w:w="0" w:type="dxa"/>
-            <w:bottom w:w="0" w:type="dxa"/>
-          </w:tblCellMar>
-        </w:tblPrEx>
         <w:tc>
           <w:tcPr>
             <w:tcW w:w="2200" w:type="dxa"/>
@@ -7695,12 +7281,6 @@
         <w:gridCol w:w="1920"/>
       </w:tblGrid>
       <w:tr>
-        <w:tblPrEx>
-          <w:tblCellMar>
-            <w:top w:w="0" w:type="dxa"/>
-            <w:bottom w:w="0" w:type="dxa"/>
-          </w:tblCellMar>
-        </w:tblPrEx>
         <w:tc>
           <w:tcPr>
             <w:tcW w:w="3600" w:type="dxa"/>
@@ -7836,12 +7416,6 @@
         </w:tc>
       </w:tr>
       <w:tr>
-        <w:tblPrEx>
-          <w:tblCellMar>
-            <w:top w:w="0" w:type="dxa"/>
-            <w:bottom w:w="0" w:type="dxa"/>
-          </w:tblCellMar>
-        </w:tblPrEx>
         <w:tc>
           <w:tcPr>
             <w:tcW w:w="3600" w:type="dxa"/>
@@ -7969,12 +7543,6 @@
         </w:tc>
       </w:tr>
       <w:tr>
-        <w:tblPrEx>
-          <w:tblCellMar>
-            <w:top w:w="0" w:type="dxa"/>
-            <w:bottom w:w="0" w:type="dxa"/>
-          </w:tblCellMar>
-        </w:tblPrEx>
         <w:tc>
           <w:tcPr>
             <w:tcW w:w="3600" w:type="dxa"/>
@@ -8102,12 +7670,6 @@
         </w:tc>
       </w:tr>
       <w:tr>
-        <w:tblPrEx>
-          <w:tblCellMar>
-            <w:top w:w="0" w:type="dxa"/>
-            <w:bottom w:w="0" w:type="dxa"/>
-          </w:tblCellMar>
-        </w:tblPrEx>
         <w:tc>
           <w:tcPr>
             <w:tcW w:w="3600" w:type="dxa"/>
@@ -8235,12 +7797,6 @@
         </w:tc>
       </w:tr>
       <w:tr>
-        <w:tblPrEx>
-          <w:tblCellMar>
-            <w:top w:w="0" w:type="dxa"/>
-            <w:bottom w:w="0" w:type="dxa"/>
-          </w:tblCellMar>
-        </w:tblPrEx>
         <w:tc>
           <w:tcPr>
             <w:tcW w:w="3600" w:type="dxa"/>
@@ -8368,12 +7924,6 @@
         </w:tc>
       </w:tr>
       <w:tr>
-        <w:tblPrEx>
-          <w:tblCellMar>
-            <w:top w:w="0" w:type="dxa"/>
-            <w:bottom w:w="0" w:type="dxa"/>
-          </w:tblCellMar>
-        </w:tblPrEx>
         <w:tc>
           <w:tcPr>
             <w:tcW w:w="3600" w:type="dxa"/>
@@ -8501,12 +8051,6 @@
         </w:tc>
       </w:tr>
       <w:tr>
-        <w:tblPrEx>
-          <w:tblCellMar>
-            <w:top w:w="0" w:type="dxa"/>
-            <w:bottom w:w="0" w:type="dxa"/>
-          </w:tblCellMar>
-        </w:tblPrEx>
         <w:tc>
           <w:tcPr>
             <w:tcW w:w="3600" w:type="dxa"/>
@@ -8634,12 +8178,6 @@
         </w:tc>
       </w:tr>
       <w:tr>
-        <w:tblPrEx>
-          <w:tblCellMar>
-            <w:top w:w="0" w:type="dxa"/>
-            <w:bottom w:w="0" w:type="dxa"/>
-          </w:tblCellMar>
-        </w:tblPrEx>
         <w:tc>
           <w:tcPr>
             <w:tcW w:w="3600" w:type="dxa"/>
@@ -8785,12 +8323,6 @@
         </w:tc>
       </w:tr>
       <w:tr>
-        <w:tblPrEx>
-          <w:tblCellMar>
-            <w:top w:w="0" w:type="dxa"/>
-            <w:bottom w:w="0" w:type="dxa"/>
-          </w:tblCellMar>
-        </w:tblPrEx>
         <w:tc>
           <w:tcPr>
             <w:tcW w:w="3600" w:type="dxa"/>
@@ -8918,12 +8450,6 @@
         </w:tc>
       </w:tr>
       <w:tr>
-        <w:tblPrEx>
-          <w:tblCellMar>
-            <w:top w:w="0" w:type="dxa"/>
-            <w:bottom w:w="0" w:type="dxa"/>
-          </w:tblCellMar>
-        </w:tblPrEx>
         <w:tc>
           <w:tcPr>
             <w:tcW w:w="3600" w:type="dxa"/>
@@ -9051,12 +8577,6 @@
         </w:tc>
       </w:tr>
       <w:tr>
-        <w:tblPrEx>
-          <w:tblCellMar>
-            <w:top w:w="0" w:type="dxa"/>
-            <w:bottom w:w="0" w:type="dxa"/>
-          </w:tblCellMar>
-        </w:tblPrEx>
         <w:tc>
           <w:tcPr>
             <w:tcW w:w="3600" w:type="dxa"/>
@@ -9184,12 +8704,6 @@
         </w:tc>
       </w:tr>
       <w:tr>
-        <w:tblPrEx>
-          <w:tblCellMar>
-            <w:top w:w="0" w:type="dxa"/>
-            <w:bottom w:w="0" w:type="dxa"/>
-          </w:tblCellMar>
-        </w:tblPrEx>
         <w:tc>
           <w:tcPr>
             <w:tcW w:w="3600" w:type="dxa"/>
@@ -9317,12 +8831,6 @@
         </w:tc>
       </w:tr>
       <w:tr>
-        <w:tblPrEx>
-          <w:tblCellMar>
-            <w:top w:w="0" w:type="dxa"/>
-            <w:bottom w:w="0" w:type="dxa"/>
-          </w:tblCellMar>
-        </w:tblPrEx>
         <w:tc>
           <w:tcPr>
             <w:tcW w:w="3600" w:type="dxa"/>
@@ -9451,12 +8959,6 @@
         </w:tc>
       </w:tr>
       <w:tr>
-        <w:tblPrEx>
-          <w:tblCellMar>
-            <w:top w:w="0" w:type="dxa"/>
-            <w:bottom w:w="0" w:type="dxa"/>
-          </w:tblCellMar>
-        </w:tblPrEx>
         <w:tc>
           <w:tcPr>
             <w:tcW w:w="3600" w:type="dxa"/>
@@ -9584,12 +9086,6 @@
         </w:tc>
       </w:tr>
       <w:tr>
-        <w:tblPrEx>
-          <w:tblCellMar>
-            <w:top w:w="0" w:type="dxa"/>
-            <w:bottom w:w="0" w:type="dxa"/>
-          </w:tblCellMar>
-        </w:tblPrEx>
         <w:tc>
           <w:tcPr>
             <w:tcW w:w="3600" w:type="dxa"/>
@@ -9717,12 +9213,6 @@
         </w:tc>
       </w:tr>
       <w:tr>
-        <w:tblPrEx>
-          <w:tblCellMar>
-            <w:top w:w="0" w:type="dxa"/>
-            <w:bottom w:w="0" w:type="dxa"/>
-          </w:tblCellMar>
-        </w:tblPrEx>
         <w:tc>
           <w:tcPr>
             <w:tcW w:w="3600" w:type="dxa"/>
@@ -9850,12 +9340,6 @@
         </w:tc>
       </w:tr>
       <w:tr>
-        <w:tblPrEx>
-          <w:tblCellMar>
-            <w:top w:w="0" w:type="dxa"/>
-            <w:bottom w:w="0" w:type="dxa"/>
-          </w:tblCellMar>
-        </w:tblPrEx>
         <w:tc>
           <w:tcPr>
             <w:tcW w:w="3600" w:type="dxa"/>
@@ -9983,12 +9467,6 @@
         </w:tc>
       </w:tr>
       <w:tr>
-        <w:tblPrEx>
-          <w:tblCellMar>
-            <w:top w:w="0" w:type="dxa"/>
-            <w:bottom w:w="0" w:type="dxa"/>
-          </w:tblCellMar>
-        </w:tblPrEx>
         <w:tc>
           <w:tcPr>
             <w:tcW w:w="3600" w:type="dxa"/>
@@ -10116,12 +9594,6 @@
         </w:tc>
       </w:tr>
       <w:tr>
-        <w:tblPrEx>
-          <w:tblCellMar>
-            <w:top w:w="0" w:type="dxa"/>
-            <w:bottom w:w="0" w:type="dxa"/>
-          </w:tblCellMar>
-        </w:tblPrEx>
         <w:tc>
           <w:tcPr>
             <w:tcW w:w="3600" w:type="dxa"/>
@@ -10249,12 +9721,6 @@
         </w:tc>
       </w:tr>
       <w:tr>
-        <w:tblPrEx>
-          <w:tblCellMar>
-            <w:top w:w="0" w:type="dxa"/>
-            <w:bottom w:w="0" w:type="dxa"/>
-          </w:tblCellMar>
-        </w:tblPrEx>
         <w:tc>
           <w:tcPr>
             <w:tcW w:w="3600" w:type="dxa"/>
@@ -10382,12 +9848,6 @@
         </w:tc>
       </w:tr>
       <w:tr>
-        <w:tblPrEx>
-          <w:tblCellMar>
-            <w:top w:w="0" w:type="dxa"/>
-            <w:bottom w:w="0" w:type="dxa"/>
-          </w:tblCellMar>
-        </w:tblPrEx>
         <w:tc>
           <w:tcPr>
             <w:tcW w:w="3600" w:type="dxa"/>
@@ -10515,12 +9975,6 @@
         </w:tc>
       </w:tr>
       <w:tr>
-        <w:tblPrEx>
-          <w:tblCellMar>
-            <w:top w:w="0" w:type="dxa"/>
-            <w:bottom w:w="0" w:type="dxa"/>
-          </w:tblCellMar>
-        </w:tblPrEx>
         <w:tc>
           <w:tcPr>
             <w:tcW w:w="3600" w:type="dxa"/>
@@ -10648,12 +10102,6 @@
         </w:tc>
       </w:tr>
       <w:tr>
-        <w:tblPrEx>
-          <w:tblCellMar>
-            <w:top w:w="0" w:type="dxa"/>
-            <w:bottom w:w="0" w:type="dxa"/>
-          </w:tblCellMar>
-        </w:tblPrEx>
         <w:tc>
           <w:tcPr>
             <w:tcW w:w="3600" w:type="dxa"/>
@@ -10889,12 +10337,6 @@
         <w:gridCol w:w="1920"/>
       </w:tblGrid>
       <w:tr>
-        <w:tblPrEx>
-          <w:tblCellMar>
-            <w:top w:w="0" w:type="dxa"/>
-            <w:bottom w:w="0" w:type="dxa"/>
-          </w:tblCellMar>
-        </w:tblPrEx>
         <w:tc>
           <w:tcPr>
             <w:tcW w:w="3600" w:type="dxa"/>
@@ -11030,12 +10472,6 @@
         </w:tc>
       </w:tr>
       <w:tr>
-        <w:tblPrEx>
-          <w:tblCellMar>
-            <w:top w:w="0" w:type="dxa"/>
-            <w:bottom w:w="0" w:type="dxa"/>
-          </w:tblCellMar>
-        </w:tblPrEx>
         <w:tc>
           <w:tcPr>
             <w:tcW w:w="3600" w:type="dxa"/>
@@ -11163,12 +10599,6 @@
         </w:tc>
       </w:tr>
       <w:tr>
-        <w:tblPrEx>
-          <w:tblCellMar>
-            <w:top w:w="0" w:type="dxa"/>
-            <w:bottom w:w="0" w:type="dxa"/>
-          </w:tblCellMar>
-        </w:tblPrEx>
         <w:tc>
           <w:tcPr>
             <w:tcW w:w="3600" w:type="dxa"/>
@@ -11296,12 +10726,6 @@
         </w:tc>
       </w:tr>
       <w:tr>
-        <w:tblPrEx>
-          <w:tblCellMar>
-            <w:top w:w="0" w:type="dxa"/>
-            <w:bottom w:w="0" w:type="dxa"/>
-          </w:tblCellMar>
-        </w:tblPrEx>
         <w:tc>
           <w:tcPr>
             <w:tcW w:w="3600" w:type="dxa"/>
@@ -11429,12 +10853,6 @@
         </w:tc>
       </w:tr>
       <w:tr>
-        <w:tblPrEx>
-          <w:tblCellMar>
-            <w:top w:w="0" w:type="dxa"/>
-            <w:bottom w:w="0" w:type="dxa"/>
-          </w:tblCellMar>
-        </w:tblPrEx>
         <w:tc>
           <w:tcPr>
             <w:tcW w:w="3600" w:type="dxa"/>
@@ -11562,12 +10980,6 @@
         </w:tc>
       </w:tr>
       <w:tr>
-        <w:tblPrEx>
-          <w:tblCellMar>
-            <w:top w:w="0" w:type="dxa"/>
-            <w:bottom w:w="0" w:type="dxa"/>
-          </w:tblCellMar>
-        </w:tblPrEx>
         <w:tc>
           <w:tcPr>
             <w:tcW w:w="3600" w:type="dxa"/>
@@ -11695,12 +11107,6 @@
         </w:tc>
       </w:tr>
       <w:tr>
-        <w:tblPrEx>
-          <w:tblCellMar>
-            <w:top w:w="0" w:type="dxa"/>
-            <w:bottom w:w="0" w:type="dxa"/>
-          </w:tblCellMar>
-        </w:tblPrEx>
         <w:tc>
           <w:tcPr>
             <w:tcW w:w="3600" w:type="dxa"/>
@@ -11828,12 +11234,6 @@
         </w:tc>
       </w:tr>
       <w:tr>
-        <w:tblPrEx>
-          <w:tblCellMar>
-            <w:top w:w="0" w:type="dxa"/>
-            <w:bottom w:w="0" w:type="dxa"/>
-          </w:tblCellMar>
-        </w:tblPrEx>
         <w:tc>
           <w:tcPr>
             <w:tcW w:w="3600" w:type="dxa"/>
@@ -11961,12 +11361,6 @@
         </w:tc>
       </w:tr>
       <w:tr>
-        <w:tblPrEx>
-          <w:tblCellMar>
-            <w:top w:w="0" w:type="dxa"/>
-            <w:bottom w:w="0" w:type="dxa"/>
-          </w:tblCellMar>
-        </w:tblPrEx>
         <w:tc>
           <w:tcPr>
             <w:tcW w:w="3600" w:type="dxa"/>
@@ -12094,12 +11488,6 @@
         </w:tc>
       </w:tr>
       <w:tr>
-        <w:tblPrEx>
-          <w:tblCellMar>
-            <w:top w:w="0" w:type="dxa"/>
-            <w:bottom w:w="0" w:type="dxa"/>
-          </w:tblCellMar>
-        </w:tblPrEx>
         <w:tc>
           <w:tcPr>
             <w:tcW w:w="3600" w:type="dxa"/>
@@ -12227,12 +11615,6 @@
         </w:tc>
       </w:tr>
       <w:tr>
-        <w:tblPrEx>
-          <w:tblCellMar>
-            <w:top w:w="0" w:type="dxa"/>
-            <w:bottom w:w="0" w:type="dxa"/>
-          </w:tblCellMar>
-        </w:tblPrEx>
         <w:tc>
           <w:tcPr>
             <w:tcW w:w="3600" w:type="dxa"/>
@@ -12360,12 +11742,6 @@
         </w:tc>
       </w:tr>
       <w:tr>
-        <w:tblPrEx>
-          <w:tblCellMar>
-            <w:top w:w="0" w:type="dxa"/>
-            <w:bottom w:w="0" w:type="dxa"/>
-          </w:tblCellMar>
-        </w:tblPrEx>
         <w:tc>
           <w:tcPr>
             <w:tcW w:w="3600" w:type="dxa"/>
@@ -12493,12 +11869,6 @@
         </w:tc>
       </w:tr>
       <w:tr>
-        <w:tblPrEx>
-          <w:tblCellMar>
-            <w:top w:w="0" w:type="dxa"/>
-            <w:bottom w:w="0" w:type="dxa"/>
-          </w:tblCellMar>
-        </w:tblPrEx>
         <w:tc>
           <w:tcPr>
             <w:tcW w:w="3600" w:type="dxa"/>
@@ -12626,12 +11996,6 @@
         </w:tc>
       </w:tr>
       <w:tr>
-        <w:tblPrEx>
-          <w:tblCellMar>
-            <w:top w:w="0" w:type="dxa"/>
-            <w:bottom w:w="0" w:type="dxa"/>
-          </w:tblCellMar>
-        </w:tblPrEx>
         <w:tc>
           <w:tcPr>
             <w:tcW w:w="3600" w:type="dxa"/>
@@ -12759,12 +12123,6 @@
         </w:tc>
       </w:tr>
       <w:tr>
-        <w:tblPrEx>
-          <w:tblCellMar>
-            <w:top w:w="0" w:type="dxa"/>
-            <w:bottom w:w="0" w:type="dxa"/>
-          </w:tblCellMar>
-        </w:tblPrEx>
         <w:tc>
           <w:tcPr>
             <w:tcW w:w="3600" w:type="dxa"/>
@@ -12893,12 +12251,6 @@
         </w:tc>
       </w:tr>
       <w:tr>
-        <w:tblPrEx>
-          <w:tblCellMar>
-            <w:top w:w="0" w:type="dxa"/>
-            <w:bottom w:w="0" w:type="dxa"/>
-          </w:tblCellMar>
-        </w:tblPrEx>
         <w:tc>
           <w:tcPr>
             <w:tcW w:w="3600" w:type="dxa"/>
@@ -13026,12 +12378,6 @@
         </w:tc>
       </w:tr>
       <w:tr>
-        <w:tblPrEx>
-          <w:tblCellMar>
-            <w:top w:w="0" w:type="dxa"/>
-            <w:bottom w:w="0" w:type="dxa"/>
-          </w:tblCellMar>
-        </w:tblPrEx>
         <w:tc>
           <w:tcPr>
             <w:tcW w:w="3600" w:type="dxa"/>
@@ -13159,12 +12505,6 @@
         </w:tc>
       </w:tr>
       <w:tr>
-        <w:tblPrEx>
-          <w:tblCellMar>
-            <w:top w:w="0" w:type="dxa"/>
-            <w:bottom w:w="0" w:type="dxa"/>
-          </w:tblCellMar>
-        </w:tblPrEx>
         <w:tc>
           <w:tcPr>
             <w:tcW w:w="3600" w:type="dxa"/>
@@ -13292,12 +12632,6 @@
         </w:tc>
       </w:tr>
       <w:tr>
-        <w:tblPrEx>
-          <w:tblCellMar>
-            <w:top w:w="0" w:type="dxa"/>
-            <w:bottom w:w="0" w:type="dxa"/>
-          </w:tblCellMar>
-        </w:tblPrEx>
         <w:tc>
           <w:tcPr>
             <w:tcW w:w="3600" w:type="dxa"/>
@@ -13425,12 +12759,6 @@
         </w:tc>
       </w:tr>
       <w:tr>
-        <w:tblPrEx>
-          <w:tblCellMar>
-            <w:top w:w="0" w:type="dxa"/>
-            <w:bottom w:w="0" w:type="dxa"/>
-          </w:tblCellMar>
-        </w:tblPrEx>
         <w:tc>
           <w:tcPr>
             <w:tcW w:w="3600" w:type="dxa"/>
@@ -13634,12 +12962,6 @@
         <w:gridCol w:w="1920"/>
       </w:tblGrid>
       <w:tr>
-        <w:tblPrEx>
-          <w:tblCellMar>
-            <w:top w:w="0" w:type="dxa"/>
-            <w:bottom w:w="0" w:type="dxa"/>
-          </w:tblCellMar>
-        </w:tblPrEx>
         <w:tc>
           <w:tcPr>
             <w:tcW w:w="3600" w:type="dxa"/>
@@ -13775,12 +13097,6 @@
         </w:tc>
       </w:tr>
       <w:tr>
-        <w:tblPrEx>
-          <w:tblCellMar>
-            <w:top w:w="0" w:type="dxa"/>
-            <w:bottom w:w="0" w:type="dxa"/>
-          </w:tblCellMar>
-        </w:tblPrEx>
         <w:tc>
           <w:tcPr>
             <w:tcW w:w="3600" w:type="dxa"/>
@@ -13908,12 +13224,6 @@
         </w:tc>
       </w:tr>
       <w:tr>
-        <w:tblPrEx>
-          <w:tblCellMar>
-            <w:top w:w="0" w:type="dxa"/>
-            <w:bottom w:w="0" w:type="dxa"/>
-          </w:tblCellMar>
-        </w:tblPrEx>
         <w:tc>
           <w:tcPr>
             <w:tcW w:w="3600" w:type="dxa"/>
@@ -14041,12 +13351,6 @@
         </w:tc>
       </w:tr>
       <w:tr>
-        <w:tblPrEx>
-          <w:tblCellMar>
-            <w:top w:w="0" w:type="dxa"/>
-            <w:bottom w:w="0" w:type="dxa"/>
-          </w:tblCellMar>
-        </w:tblPrEx>
         <w:tc>
           <w:tcPr>
             <w:tcW w:w="3600" w:type="dxa"/>
@@ -14174,12 +13478,6 @@
         </w:tc>
       </w:tr>
       <w:tr>
-        <w:tblPrEx>
-          <w:tblCellMar>
-            <w:top w:w="0" w:type="dxa"/>
-            <w:bottom w:w="0" w:type="dxa"/>
-          </w:tblCellMar>
-        </w:tblPrEx>
         <w:tc>
           <w:tcPr>
             <w:tcW w:w="3600" w:type="dxa"/>
@@ -14307,12 +13605,6 @@
         </w:tc>
       </w:tr>
       <w:tr>
-        <w:tblPrEx>
-          <w:tblCellMar>
-            <w:top w:w="0" w:type="dxa"/>
-            <w:bottom w:w="0" w:type="dxa"/>
-          </w:tblCellMar>
-        </w:tblPrEx>
         <w:tc>
           <w:tcPr>
             <w:tcW w:w="3600" w:type="dxa"/>
@@ -14440,12 +13732,6 @@
         </w:tc>
       </w:tr>
       <w:tr>
-        <w:tblPrEx>
-          <w:tblCellMar>
-            <w:top w:w="0" w:type="dxa"/>
-            <w:bottom w:w="0" w:type="dxa"/>
-          </w:tblCellMar>
-        </w:tblPrEx>
         <w:tc>
           <w:tcPr>
             <w:tcW w:w="3600" w:type="dxa"/>
@@ -14573,12 +13859,6 @@
         </w:tc>
       </w:tr>
       <w:tr>
-        <w:tblPrEx>
-          <w:tblCellMar>
-            <w:top w:w="0" w:type="dxa"/>
-            <w:bottom w:w="0" w:type="dxa"/>
-          </w:tblCellMar>
-        </w:tblPrEx>
         <w:tc>
           <w:tcPr>
             <w:tcW w:w="3600" w:type="dxa"/>
@@ -14706,12 +13986,6 @@
         </w:tc>
       </w:tr>
       <w:tr>
-        <w:tblPrEx>
-          <w:tblCellMar>
-            <w:top w:w="0" w:type="dxa"/>
-            <w:bottom w:w="0" w:type="dxa"/>
-          </w:tblCellMar>
-        </w:tblPrEx>
         <w:tc>
           <w:tcPr>
             <w:tcW w:w="3600" w:type="dxa"/>
@@ -14839,12 +14113,6 @@
         </w:tc>
       </w:tr>
       <w:tr>
-        <w:tblPrEx>
-          <w:tblCellMar>
-            <w:top w:w="0" w:type="dxa"/>
-            <w:bottom w:w="0" w:type="dxa"/>
-          </w:tblCellMar>
-        </w:tblPrEx>
         <w:tc>
           <w:tcPr>
             <w:tcW w:w="3600" w:type="dxa"/>
@@ -14972,12 +14240,6 @@
         </w:tc>
       </w:tr>
       <w:tr>
-        <w:tblPrEx>
-          <w:tblCellMar>
-            <w:top w:w="0" w:type="dxa"/>
-            <w:bottom w:w="0" w:type="dxa"/>
-          </w:tblCellMar>
-        </w:tblPrEx>
         <w:tc>
           <w:tcPr>
             <w:tcW w:w="3600" w:type="dxa"/>
@@ -15105,12 +14367,6 @@
         </w:tc>
       </w:tr>
       <w:tr>
-        <w:tblPrEx>
-          <w:tblCellMar>
-            <w:top w:w="0" w:type="dxa"/>
-            <w:bottom w:w="0" w:type="dxa"/>
-          </w:tblCellMar>
-        </w:tblPrEx>
         <w:tc>
           <w:tcPr>
             <w:tcW w:w="3600" w:type="dxa"/>
@@ -15238,12 +14494,6 @@
         </w:tc>
       </w:tr>
       <w:tr>
-        <w:tblPrEx>
-          <w:tblCellMar>
-            <w:top w:w="0" w:type="dxa"/>
-            <w:bottom w:w="0" w:type="dxa"/>
-          </w:tblCellMar>
-        </w:tblPrEx>
         <w:tc>
           <w:tcPr>
             <w:tcW w:w="3600" w:type="dxa"/>
@@ -15371,12 +14621,6 @@
         </w:tc>
       </w:tr>
       <w:tr>
-        <w:tblPrEx>
-          <w:tblCellMar>
-            <w:top w:w="0" w:type="dxa"/>
-            <w:bottom w:w="0" w:type="dxa"/>
-          </w:tblCellMar>
-        </w:tblPrEx>
         <w:tc>
           <w:tcPr>
             <w:tcW w:w="3600" w:type="dxa"/>
@@ -15504,12 +14748,6 @@
         </w:tc>
       </w:tr>
       <w:tr>
-        <w:tblPrEx>
-          <w:tblCellMar>
-            <w:top w:w="0" w:type="dxa"/>
-            <w:bottom w:w="0" w:type="dxa"/>
-          </w:tblCellMar>
-        </w:tblPrEx>
         <w:tc>
           <w:tcPr>
             <w:tcW w:w="3600" w:type="dxa"/>
@@ -15637,12 +14875,6 @@
         </w:tc>
       </w:tr>
       <w:tr>
-        <w:tblPrEx>
-          <w:tblCellMar>
-            <w:top w:w="0" w:type="dxa"/>
-            <w:bottom w:w="0" w:type="dxa"/>
-          </w:tblCellMar>
-        </w:tblPrEx>
         <w:tc>
           <w:tcPr>
             <w:tcW w:w="3600" w:type="dxa"/>
@@ -15770,12 +15002,6 @@
         </w:tc>
       </w:tr>
       <w:tr>
-        <w:tblPrEx>
-          <w:tblCellMar>
-            <w:top w:w="0" w:type="dxa"/>
-            <w:bottom w:w="0" w:type="dxa"/>
-          </w:tblCellMar>
-        </w:tblPrEx>
         <w:tc>
           <w:tcPr>
             <w:tcW w:w="3600" w:type="dxa"/>
@@ -15903,12 +15129,6 @@
         </w:tc>
       </w:tr>
       <w:tr>
-        <w:tblPrEx>
-          <w:tblCellMar>
-            <w:top w:w="0" w:type="dxa"/>
-            <w:bottom w:w="0" w:type="dxa"/>
-          </w:tblCellMar>
-        </w:tblPrEx>
         <w:tc>
           <w:tcPr>
             <w:tcW w:w="3600" w:type="dxa"/>
@@ -16036,12 +15256,6 @@
         </w:tc>
       </w:tr>
       <w:tr>
-        <w:tblPrEx>
-          <w:tblCellMar>
-            <w:top w:w="0" w:type="dxa"/>
-            <w:bottom w:w="0" w:type="dxa"/>
-          </w:tblCellMar>
-        </w:tblPrEx>
         <w:tc>
           <w:tcPr>
             <w:tcW w:w="3600" w:type="dxa"/>
@@ -16169,12 +15383,6 @@
         </w:tc>
       </w:tr>
       <w:tr>
-        <w:tblPrEx>
-          <w:tblCellMar>
-            <w:top w:w="0" w:type="dxa"/>
-            <w:bottom w:w="0" w:type="dxa"/>
-          </w:tblCellMar>
-        </w:tblPrEx>
         <w:tc>
           <w:tcPr>
             <w:tcW w:w="3600" w:type="dxa"/>
@@ -16302,12 +15510,6 @@
         </w:tc>
       </w:tr>
       <w:tr>
-        <w:tblPrEx>
-          <w:tblCellMar>
-            <w:top w:w="0" w:type="dxa"/>
-            <w:bottom w:w="0" w:type="dxa"/>
-          </w:tblCellMar>
-        </w:tblPrEx>
         <w:tc>
           <w:tcPr>
             <w:tcW w:w="3600" w:type="dxa"/>
@@ -16435,12 +15637,6 @@
         </w:tc>
       </w:tr>
       <w:tr>
-        <w:tblPrEx>
-          <w:tblCellMar>
-            <w:top w:w="0" w:type="dxa"/>
-            <w:bottom w:w="0" w:type="dxa"/>
-          </w:tblCellMar>
-        </w:tblPrEx>
         <w:tc>
           <w:tcPr>
             <w:tcW w:w="3600" w:type="dxa"/>
@@ -16569,12 +15765,6 @@
         </w:tc>
       </w:tr>
       <w:tr>
-        <w:tblPrEx>
-          <w:tblCellMar>
-            <w:top w:w="0" w:type="dxa"/>
-            <w:bottom w:w="0" w:type="dxa"/>
-          </w:tblCellMar>
-        </w:tblPrEx>
         <w:tc>
           <w:tcPr>
             <w:tcW w:w="3600" w:type="dxa"/>
@@ -16702,12 +15892,6 @@
         </w:tc>
       </w:tr>
       <w:tr>
-        <w:tblPrEx>
-          <w:tblCellMar>
-            <w:top w:w="0" w:type="dxa"/>
-            <w:bottom w:w="0" w:type="dxa"/>
-          </w:tblCellMar>
-        </w:tblPrEx>
         <w:tc>
           <w:tcPr>
             <w:tcW w:w="3600" w:type="dxa"/>
@@ -16882,12 +16066,6 @@
         <w:gridCol w:w="992"/>
       </w:tblGrid>
       <w:tr>
-        <w:tblPrEx>
-          <w:tblCellMar>
-            <w:top w:w="0" w:type="dxa"/>
-            <w:bottom w:w="0" w:type="dxa"/>
-          </w:tblCellMar>
-        </w:tblPrEx>
         <w:tc>
           <w:tcPr>
             <w:tcW w:w="2000" w:type="dxa"/>
@@ -17159,12 +16337,6 @@
         </w:tc>
       </w:tr>
       <w:tr>
-        <w:tblPrEx>
-          <w:tblCellMar>
-            <w:top w:w="0" w:type="dxa"/>
-            <w:bottom w:w="0" w:type="dxa"/>
-          </w:tblCellMar>
-        </w:tblPrEx>
         <w:tc>
           <w:tcPr>
             <w:tcW w:w="2000" w:type="dxa"/>
@@ -17420,12 +16592,6 @@
         </w:tc>
       </w:tr>
       <w:tr>
-        <w:tblPrEx>
-          <w:tblCellMar>
-            <w:top w:w="0" w:type="dxa"/>
-            <w:bottom w:w="0" w:type="dxa"/>
-          </w:tblCellMar>
-        </w:tblPrEx>
         <w:tc>
           <w:tcPr>
             <w:tcW w:w="2000" w:type="dxa"/>
@@ -17681,12 +16847,6 @@
         </w:tc>
       </w:tr>
       <w:tr>
-        <w:tblPrEx>
-          <w:tblCellMar>
-            <w:top w:w="0" w:type="dxa"/>
-            <w:bottom w:w="0" w:type="dxa"/>
-          </w:tblCellMar>
-        </w:tblPrEx>
         <w:tc>
           <w:tcPr>
             <w:tcW w:w="2000" w:type="dxa"/>
@@ -17942,12 +17102,6 @@
         </w:tc>
       </w:tr>
       <w:tr>
-        <w:tblPrEx>
-          <w:tblCellMar>
-            <w:top w:w="0" w:type="dxa"/>
-            <w:bottom w:w="0" w:type="dxa"/>
-          </w:tblCellMar>
-        </w:tblPrEx>
         <w:tc>
           <w:tcPr>
             <w:tcW w:w="2000" w:type="dxa"/>
@@ -18203,12 +17357,6 @@
         </w:tc>
       </w:tr>
       <w:tr>
-        <w:tblPrEx>
-          <w:tblCellMar>
-            <w:top w:w="0" w:type="dxa"/>
-            <w:bottom w:w="0" w:type="dxa"/>
-          </w:tblCellMar>
-        </w:tblPrEx>
         <w:tc>
           <w:tcPr>
             <w:tcW w:w="2000" w:type="dxa"/>
@@ -18464,12 +17612,6 @@
         </w:tc>
       </w:tr>
       <w:tr>
-        <w:tblPrEx>
-          <w:tblCellMar>
-            <w:top w:w="0" w:type="dxa"/>
-            <w:bottom w:w="0" w:type="dxa"/>
-          </w:tblCellMar>
-        </w:tblPrEx>
         <w:tc>
           <w:tcPr>
             <w:tcW w:w="2000" w:type="dxa"/>
@@ -18725,12 +17867,6 @@
         </w:tc>
       </w:tr>
       <w:tr>
-        <w:tblPrEx>
-          <w:tblCellMar>
-            <w:top w:w="0" w:type="dxa"/>
-            <w:bottom w:w="0" w:type="dxa"/>
-          </w:tblCellMar>
-        </w:tblPrEx>
         <w:tc>
           <w:tcPr>
             <w:tcW w:w="2000" w:type="dxa"/>
@@ -18986,12 +18122,6 @@
         </w:tc>
       </w:tr>
       <w:tr>
-        <w:tblPrEx>
-          <w:tblCellMar>
-            <w:top w:w="0" w:type="dxa"/>
-            <w:bottom w:w="0" w:type="dxa"/>
-          </w:tblCellMar>
-        </w:tblPrEx>
         <w:tc>
           <w:tcPr>
             <w:tcW w:w="2000" w:type="dxa"/>
@@ -19247,12 +18377,6 @@
         </w:tc>
       </w:tr>
       <w:tr>
-        <w:tblPrEx>
-          <w:tblCellMar>
-            <w:top w:w="0" w:type="dxa"/>
-            <w:bottom w:w="0" w:type="dxa"/>
-          </w:tblCellMar>
-        </w:tblPrEx>
         <w:tc>
           <w:tcPr>
             <w:tcW w:w="2000" w:type="dxa"/>
@@ -19581,12 +18705,6 @@
         <w:gridCol w:w="2660"/>
       </w:tblGrid>
       <w:tr>
-        <w:tblPrEx>
-          <w:tblCellMar>
-            <w:top w:w="0" w:type="dxa"/>
-            <w:bottom w:w="0" w:type="dxa"/>
-          </w:tblCellMar>
-        </w:tblPrEx>
         <w:tc>
           <w:tcPr>
             <w:tcW w:w="2800" w:type="dxa"/>
@@ -19753,12 +18871,6 @@
         </w:tc>
       </w:tr>
       <w:tr>
-        <w:tblPrEx>
-          <w:tblCellMar>
-            <w:top w:w="0" w:type="dxa"/>
-            <w:bottom w:w="0" w:type="dxa"/>
-          </w:tblCellMar>
-        </w:tblPrEx>
         <w:tc>
           <w:tcPr>
             <w:tcW w:w="2800" w:type="dxa"/>
@@ -19915,12 +19027,6 @@
         </w:tc>
       </w:tr>
       <w:tr>
-        <w:tblPrEx>
-          <w:tblCellMar>
-            <w:top w:w="0" w:type="dxa"/>
-            <w:bottom w:w="0" w:type="dxa"/>
-          </w:tblCellMar>
-        </w:tblPrEx>
         <w:tc>
           <w:tcPr>
             <w:tcW w:w="2800" w:type="dxa"/>
@@ -20077,12 +19183,6 @@
         </w:tc>
       </w:tr>
       <w:tr>
-        <w:tblPrEx>
-          <w:tblCellMar>
-            <w:top w:w="0" w:type="dxa"/>
-            <w:bottom w:w="0" w:type="dxa"/>
-          </w:tblCellMar>
-        </w:tblPrEx>
         <w:tc>
           <w:tcPr>
             <w:tcW w:w="2800" w:type="dxa"/>
@@ -20239,12 +19339,6 @@
         </w:tc>
       </w:tr>
       <w:tr>
-        <w:tblPrEx>
-          <w:tblCellMar>
-            <w:top w:w="0" w:type="dxa"/>
-            <w:bottom w:w="0" w:type="dxa"/>
-          </w:tblCellMar>
-        </w:tblPrEx>
         <w:tc>
           <w:tcPr>
             <w:tcW w:w="2800" w:type="dxa"/>
@@ -20476,12 +19570,6 @@
         <w:gridCol w:w="3307"/>
       </w:tblGrid>
       <w:tr>
-        <w:tblPrEx>
-          <w:tblCellMar>
-            <w:top w:w="0" w:type="dxa"/>
-            <w:bottom w:w="0" w:type="dxa"/>
-          </w:tblCellMar>
-        </w:tblPrEx>
         <w:tc>
           <w:tcPr>
             <w:tcW w:w="520" w:type="dxa"/>
@@ -20611,12 +19699,6 @@
         </w:tc>
       </w:tr>
       <w:tr>
-        <w:tblPrEx>
-          <w:tblCellMar>
-            <w:top w:w="0" w:type="dxa"/>
-            <w:bottom w:w="0" w:type="dxa"/>
-          </w:tblCellMar>
-        </w:tblPrEx>
         <w:tc>
           <w:tcPr>
             <w:tcW w:w="520" w:type="dxa"/>
@@ -20766,12 +19848,6 @@
         </w:tc>
       </w:tr>
       <w:tr>
-        <w:tblPrEx>
-          <w:tblCellMar>
-            <w:top w:w="0" w:type="dxa"/>
-            <w:bottom w:w="0" w:type="dxa"/>
-          </w:tblCellMar>
-        </w:tblPrEx>
         <w:tc>
           <w:tcPr>
             <w:tcW w:w="520" w:type="dxa"/>
@@ -20893,12 +19969,6 @@
         </w:tc>
       </w:tr>
       <w:tr>
-        <w:tblPrEx>
-          <w:tblCellMar>
-            <w:top w:w="0" w:type="dxa"/>
-            <w:bottom w:w="0" w:type="dxa"/>
-          </w:tblCellMar>
-        </w:tblPrEx>
         <w:tc>
           <w:tcPr>
             <w:tcW w:w="520" w:type="dxa"/>
@@ -21020,12 +20090,6 @@
         </w:tc>
       </w:tr>
       <w:tr>
-        <w:tblPrEx>
-          <w:tblCellMar>
-            <w:top w:w="0" w:type="dxa"/>
-            <w:bottom w:w="0" w:type="dxa"/>
-          </w:tblCellMar>
-        </w:tblPrEx>
         <w:tc>
           <w:tcPr>
             <w:tcW w:w="520" w:type="dxa"/>
@@ -21165,12 +20229,6 @@
         </w:tc>
       </w:tr>
       <w:tr>
-        <w:tblPrEx>
-          <w:tblCellMar>
-            <w:top w:w="0" w:type="dxa"/>
-            <w:bottom w:w="0" w:type="dxa"/>
-          </w:tblCellMar>
-        </w:tblPrEx>
         <w:tc>
           <w:tcPr>
             <w:tcW w:w="520" w:type="dxa"/>
@@ -21328,12 +20386,6 @@
         </w:tc>
       </w:tr>
       <w:tr>
-        <w:tblPrEx>
-          <w:tblCellMar>
-            <w:top w:w="0" w:type="dxa"/>
-            <w:bottom w:w="0" w:type="dxa"/>
-          </w:tblCellMar>
-        </w:tblPrEx>
         <w:tc>
           <w:tcPr>
             <w:tcW w:w="520" w:type="dxa"/>
@@ -21455,12 +20507,6 @@
         </w:tc>
       </w:tr>
       <w:tr>
-        <w:tblPrEx>
-          <w:tblCellMar>
-            <w:top w:w="0" w:type="dxa"/>
-            <w:bottom w:w="0" w:type="dxa"/>
-          </w:tblCellMar>
-        </w:tblPrEx>
         <w:tc>
           <w:tcPr>
             <w:tcW w:w="520" w:type="dxa"/>
@@ -21625,12 +20671,6 @@
         <w:gridCol w:w="4739"/>
       </w:tblGrid>
       <w:tr>
-        <w:tblPrEx>
-          <w:tblCellMar>
-            <w:top w:w="0" w:type="dxa"/>
-            <w:bottom w:w="0" w:type="dxa"/>
-          </w:tblCellMar>
-        </w:tblPrEx>
         <w:tc>
           <w:tcPr>
             <w:tcW w:w="360" w:type="dxa"/>
@@ -21763,12 +20803,6 @@
         </w:tc>
       </w:tr>
       <w:tr>
-        <w:tblPrEx>
-          <w:tblCellMar>
-            <w:top w:w="0" w:type="dxa"/>
-            <w:bottom w:w="0" w:type="dxa"/>
-          </w:tblCellMar>
-        </w:tblPrEx>
         <w:tc>
           <w:tcPr>
             <w:tcW w:w="360" w:type="dxa"/>
@@ -21947,12 +20981,6 @@
         </w:tc>
       </w:tr>
       <w:tr>
-        <w:tblPrEx>
-          <w:tblCellMar>
-            <w:top w:w="0" w:type="dxa"/>
-            <w:bottom w:w="0" w:type="dxa"/>
-          </w:tblCellMar>
-        </w:tblPrEx>
         <w:tc>
           <w:tcPr>
             <w:tcW w:w="360" w:type="dxa"/>
@@ -22078,12 +21106,6 @@
         </w:tc>
       </w:tr>
       <w:tr>
-        <w:tblPrEx>
-          <w:tblCellMar>
-            <w:top w:w="0" w:type="dxa"/>
-            <w:bottom w:w="0" w:type="dxa"/>
-          </w:tblCellMar>
-        </w:tblPrEx>
         <w:tc>
           <w:tcPr>
             <w:tcW w:w="360" w:type="dxa"/>
@@ -22208,12 +21230,6 @@
         </w:tc>
       </w:tr>
       <w:tr>
-        <w:tblPrEx>
-          <w:tblCellMar>
-            <w:top w:w="0" w:type="dxa"/>
-            <w:bottom w:w="0" w:type="dxa"/>
-          </w:tblCellMar>
-        </w:tblPrEx>
         <w:tc>
           <w:tcPr>
             <w:tcW w:w="360" w:type="dxa"/>
@@ -22338,12 +21354,6 @@
         </w:tc>
       </w:tr>
       <w:tr>
-        <w:tblPrEx>
-          <w:tblCellMar>
-            <w:top w:w="0" w:type="dxa"/>
-            <w:bottom w:w="0" w:type="dxa"/>
-          </w:tblCellMar>
-        </w:tblPrEx>
         <w:tc>
           <w:tcPr>
             <w:tcW w:w="360" w:type="dxa"/>
@@ -22486,12 +21496,6 @@
         </w:tc>
       </w:tr>
       <w:tr>
-        <w:tblPrEx>
-          <w:tblCellMar>
-            <w:top w:w="0" w:type="dxa"/>
-            <w:bottom w:w="0" w:type="dxa"/>
-          </w:tblCellMar>
-        </w:tblPrEx>
         <w:tc>
           <w:tcPr>
             <w:tcW w:w="360" w:type="dxa"/>
@@ -22652,12 +21656,6 @@
         </w:tc>
       </w:tr>
       <w:tr>
-        <w:tblPrEx>
-          <w:tblCellMar>
-            <w:top w:w="0" w:type="dxa"/>
-            <w:bottom w:w="0" w:type="dxa"/>
-          </w:tblCellMar>
-        </w:tblPrEx>
         <w:tc>
           <w:tcPr>
             <w:tcW w:w="360" w:type="dxa"/>
@@ -22782,12 +21780,6 @@
         </w:tc>
       </w:tr>
       <w:tr>
-        <w:tblPrEx>
-          <w:tblCellMar>
-            <w:top w:w="0" w:type="dxa"/>
-            <w:bottom w:w="0" w:type="dxa"/>
-          </w:tblCellMar>
-        </w:tblPrEx>
         <w:tc>
           <w:tcPr>
             <w:tcW w:w="360" w:type="dxa"/>
@@ -22930,12 +21922,6 @@
         </w:tc>
       </w:tr>
       <w:tr>
-        <w:tblPrEx>
-          <w:tblCellMar>
-            <w:top w:w="0" w:type="dxa"/>
-            <w:bottom w:w="0" w:type="dxa"/>
-          </w:tblCellMar>
-        </w:tblPrEx>
         <w:tc>
           <w:tcPr>
             <w:tcW w:w="360" w:type="dxa"/>
@@ -23060,12 +22046,6 @@
         </w:tc>
       </w:tr>
       <w:tr>
-        <w:tblPrEx>
-          <w:tblCellMar>
-            <w:top w:w="0" w:type="dxa"/>
-            <w:bottom w:w="0" w:type="dxa"/>
-          </w:tblCellMar>
-        </w:tblPrEx>
         <w:tc>
           <w:tcPr>
             <w:tcW w:w="360" w:type="dxa"/>
@@ -23255,12 +22235,6 @@
         <w:gridCol w:w="1491"/>
       </w:tblGrid>
       <w:tr>
-        <w:tblPrEx>
-          <w:tblCellMar>
-            <w:top w:w="0" w:type="dxa"/>
-            <w:bottom w:w="0" w:type="dxa"/>
-          </w:tblCellMar>
-        </w:tblPrEx>
         <w:tc>
           <w:tcPr>
             <w:tcW w:w="3600" w:type="dxa"/>
@@ -23430,12 +22404,6 @@
         </w:tc>
       </w:tr>
       <w:tr>
-        <w:tblPrEx>
-          <w:tblCellMar>
-            <w:top w:w="0" w:type="dxa"/>
-            <w:bottom w:w="0" w:type="dxa"/>
-          </w:tblCellMar>
-        </w:tblPrEx>
         <w:trPr>
           <w:gridAfter w:val="4"/>
           <w:wAfter w:w="5760" w:type="dxa"/>
@@ -23471,12 +22439,6 @@
         </w:tc>
       </w:tr>
       <w:tr>
-        <w:tblPrEx>
-          <w:tblCellMar>
-            <w:top w:w="0" w:type="dxa"/>
-            <w:bottom w:w="0" w:type="dxa"/>
-          </w:tblCellMar>
-        </w:tblPrEx>
         <w:tc>
           <w:tcPr>
             <w:tcW w:w="3600" w:type="dxa"/>
@@ -23636,12 +22598,6 @@
         </w:tc>
       </w:tr>
       <w:tr>
-        <w:tblPrEx>
-          <w:tblCellMar>
-            <w:top w:w="0" w:type="dxa"/>
-            <w:bottom w:w="0" w:type="dxa"/>
-          </w:tblCellMar>
-        </w:tblPrEx>
         <w:tc>
           <w:tcPr>
             <w:tcW w:w="3600" w:type="dxa"/>
@@ -23801,12 +22757,6 @@
         </w:tc>
       </w:tr>
       <w:tr>
-        <w:tblPrEx>
-          <w:tblCellMar>
-            <w:top w:w="0" w:type="dxa"/>
-            <w:bottom w:w="0" w:type="dxa"/>
-          </w:tblCellMar>
-        </w:tblPrEx>
         <w:tc>
           <w:tcPr>
             <w:tcW w:w="3600" w:type="dxa"/>
@@ -23984,12 +22934,6 @@
         </w:tc>
       </w:tr>
       <w:tr>
-        <w:tblPrEx>
-          <w:tblCellMar>
-            <w:top w:w="0" w:type="dxa"/>
-            <w:bottom w:w="0" w:type="dxa"/>
-          </w:tblCellMar>
-        </w:tblPrEx>
         <w:tc>
           <w:tcPr>
             <w:tcW w:w="3600" w:type="dxa"/>
@@ -24167,12 +23111,6 @@
         </w:tc>
       </w:tr>
       <w:tr>
-        <w:tblPrEx>
-          <w:tblCellMar>
-            <w:top w:w="0" w:type="dxa"/>
-            <w:bottom w:w="0" w:type="dxa"/>
-          </w:tblCellMar>
-        </w:tblPrEx>
         <w:tc>
           <w:tcPr>
             <w:tcW w:w="3600" w:type="dxa"/>
@@ -24332,12 +23270,6 @@
         </w:tc>
       </w:tr>
       <w:tr>
-        <w:tblPrEx>
-          <w:tblCellMar>
-            <w:top w:w="0" w:type="dxa"/>
-            <w:bottom w:w="0" w:type="dxa"/>
-          </w:tblCellMar>
-        </w:tblPrEx>
         <w:tc>
           <w:tcPr>
             <w:tcW w:w="3600" w:type="dxa"/>
@@ -24497,12 +23429,6 @@
         </w:tc>
       </w:tr>
       <w:tr>
-        <w:tblPrEx>
-          <w:tblCellMar>
-            <w:top w:w="0" w:type="dxa"/>
-            <w:bottom w:w="0" w:type="dxa"/>
-          </w:tblCellMar>
-        </w:tblPrEx>
         <w:tc>
           <w:tcPr>
             <w:tcW w:w="3600" w:type="dxa"/>
@@ -24663,12 +23589,6 @@
         </w:tc>
       </w:tr>
       <w:tr>
-        <w:tblPrEx>
-          <w:tblCellMar>
-            <w:top w:w="0" w:type="dxa"/>
-            <w:bottom w:w="0" w:type="dxa"/>
-          </w:tblCellMar>
-        </w:tblPrEx>
         <w:trPr>
           <w:gridAfter w:val="1"/>
           <w:wAfter w:w="2660" w:type="dxa"/>
@@ -24798,12 +23718,6 @@
         </w:tc>
       </w:tr>
       <w:tr>
-        <w:tblPrEx>
-          <w:tblCellMar>
-            <w:top w:w="0" w:type="dxa"/>
-            <w:bottom w:w="0" w:type="dxa"/>
-          </w:tblCellMar>
-        </w:tblPrEx>
         <w:trPr>
           <w:gridAfter w:val="4"/>
           <w:wAfter w:w="5760" w:type="dxa"/>
@@ -24839,12 +23753,6 @@
         </w:tc>
       </w:tr>
       <w:tr>
-        <w:tblPrEx>
-          <w:tblCellMar>
-            <w:top w:w="0" w:type="dxa"/>
-            <w:bottom w:w="0" w:type="dxa"/>
-          </w:tblCellMar>
-        </w:tblPrEx>
         <w:tc>
           <w:tcPr>
             <w:tcW w:w="3600" w:type="dxa"/>
@@ -25040,12 +23948,6 @@
         </w:tc>
       </w:tr>
       <w:tr>
-        <w:tblPrEx>
-          <w:tblCellMar>
-            <w:top w:w="0" w:type="dxa"/>
-            <w:bottom w:w="0" w:type="dxa"/>
-          </w:tblCellMar>
-        </w:tblPrEx>
         <w:tc>
           <w:tcPr>
             <w:tcW w:w="3600" w:type="dxa"/>
@@ -25223,12 +24125,6 @@
         </w:tc>
       </w:tr>
       <w:tr>
-        <w:tblPrEx>
-          <w:tblCellMar>
-            <w:top w:w="0" w:type="dxa"/>
-            <w:bottom w:w="0" w:type="dxa"/>
-          </w:tblCellMar>
-        </w:tblPrEx>
         <w:tc>
           <w:tcPr>
             <w:tcW w:w="3600" w:type="dxa"/>
@@ -25406,12 +24302,6 @@
         </w:tc>
       </w:tr>
       <w:tr>
-        <w:tblPrEx>
-          <w:tblCellMar>
-            <w:top w:w="0" w:type="dxa"/>
-            <w:bottom w:w="0" w:type="dxa"/>
-          </w:tblCellMar>
-        </w:tblPrEx>
         <w:tc>
           <w:tcPr>
             <w:tcW w:w="3600" w:type="dxa"/>
@@ -25571,12 +24461,6 @@
         </w:tc>
       </w:tr>
       <w:tr>
-        <w:tblPrEx>
-          <w:tblCellMar>
-            <w:top w:w="0" w:type="dxa"/>
-            <w:bottom w:w="0" w:type="dxa"/>
-          </w:tblCellMar>
-        </w:tblPrEx>
         <w:tc>
           <w:tcPr>
             <w:tcW w:w="3600" w:type="dxa"/>
@@ -25736,12 +24620,6 @@
         </w:tc>
       </w:tr>
       <w:tr>
-        <w:tblPrEx>
-          <w:tblCellMar>
-            <w:top w:w="0" w:type="dxa"/>
-            <w:bottom w:w="0" w:type="dxa"/>
-          </w:tblCellMar>
-        </w:tblPrEx>
         <w:tc>
           <w:tcPr>
             <w:tcW w:w="3600" w:type="dxa"/>
@@ -25901,12 +24779,6 @@
         </w:tc>
       </w:tr>
       <w:tr>
-        <w:tblPrEx>
-          <w:tblCellMar>
-            <w:top w:w="0" w:type="dxa"/>
-            <w:bottom w:w="0" w:type="dxa"/>
-          </w:tblCellMar>
-        </w:tblPrEx>
         <w:trPr>
           <w:gridAfter w:val="1"/>
           <w:wAfter w:w="2660" w:type="dxa"/>
@@ -26036,12 +24908,6 @@
         </w:tc>
       </w:tr>
       <w:tr>
-        <w:tblPrEx>
-          <w:tblCellMar>
-            <w:top w:w="0" w:type="dxa"/>
-            <w:bottom w:w="0" w:type="dxa"/>
-          </w:tblCellMar>
-        </w:tblPrEx>
         <w:trPr>
           <w:gridAfter w:val="1"/>
           <w:wAfter w:w="2660" w:type="dxa"/>
@@ -26171,12 +25037,6 @@
         </w:tc>
       </w:tr>
       <w:tr>
-        <w:tblPrEx>
-          <w:tblCellMar>
-            <w:top w:w="0" w:type="dxa"/>
-            <w:bottom w:w="0" w:type="dxa"/>
-          </w:tblCellMar>
-        </w:tblPrEx>
         <w:trPr>
           <w:gridAfter w:val="1"/>
           <w:wAfter w:w="2660" w:type="dxa"/>
@@ -26458,12 +25318,6 @@
         <w:gridCol w:w="2400"/>
       </w:tblGrid>
       <w:tr>
-        <w:tblPrEx>
-          <w:tblCellMar>
-            <w:top w:w="0" w:type="dxa"/>
-            <w:bottom w:w="0" w:type="dxa"/>
-          </w:tblCellMar>
-        </w:tblPrEx>
         <w:tc>
           <w:tcPr>
             <w:tcW w:w="460" w:type="dxa"/>
@@ -26599,12 +25453,6 @@
         </w:tc>
       </w:tr>
       <w:tr>
-        <w:tblPrEx>
-          <w:tblCellMar>
-            <w:top w:w="0" w:type="dxa"/>
-            <w:bottom w:w="0" w:type="dxa"/>
-          </w:tblCellMar>
-        </w:tblPrEx>
         <w:tc>
           <w:tcPr>
             <w:tcW w:w="460" w:type="dxa"/>
@@ -26732,12 +25580,6 @@
         </w:tc>
       </w:tr>
       <w:tr>
-        <w:tblPrEx>
-          <w:tblCellMar>
-            <w:top w:w="0" w:type="dxa"/>
-            <w:bottom w:w="0" w:type="dxa"/>
-          </w:tblCellMar>
-        </w:tblPrEx>
         <w:tc>
           <w:tcPr>
             <w:tcW w:w="460" w:type="dxa"/>
@@ -26893,12 +25735,6 @@
         </w:tc>
       </w:tr>
       <w:tr>
-        <w:tblPrEx>
-          <w:tblCellMar>
-            <w:top w:w="0" w:type="dxa"/>
-            <w:bottom w:w="0" w:type="dxa"/>
-          </w:tblCellMar>
-        </w:tblPrEx>
         <w:tc>
           <w:tcPr>
             <w:tcW w:w="460" w:type="dxa"/>
@@ -27026,12 +25862,6 @@
         </w:tc>
       </w:tr>
       <w:tr>
-        <w:tblPrEx>
-          <w:tblCellMar>
-            <w:top w:w="0" w:type="dxa"/>
-            <w:bottom w:w="0" w:type="dxa"/>
-          </w:tblCellMar>
-        </w:tblPrEx>
         <w:tc>
           <w:tcPr>
             <w:tcW w:w="460" w:type="dxa"/>
@@ -27159,12 +25989,6 @@
         </w:tc>
       </w:tr>
       <w:tr>
-        <w:tblPrEx>
-          <w:tblCellMar>
-            <w:top w:w="0" w:type="dxa"/>
-            <w:bottom w:w="0" w:type="dxa"/>
-          </w:tblCellMar>
-        </w:tblPrEx>
         <w:tc>
           <w:tcPr>
             <w:tcW w:w="460" w:type="dxa"/>
@@ -27293,12 +26117,6 @@
         </w:tc>
       </w:tr>
       <w:tr>
-        <w:tblPrEx>
-          <w:tblCellMar>
-            <w:top w:w="0" w:type="dxa"/>
-            <w:bottom w:w="0" w:type="dxa"/>
-          </w:tblCellMar>
-        </w:tblPrEx>
         <w:tc>
           <w:tcPr>
             <w:tcW w:w="460" w:type="dxa"/>
@@ -27444,12 +26262,6 @@
         </w:tc>
       </w:tr>
       <w:tr>
-        <w:tblPrEx>
-          <w:tblCellMar>
-            <w:top w:w="0" w:type="dxa"/>
-            <w:bottom w:w="0" w:type="dxa"/>
-          </w:tblCellMar>
-        </w:tblPrEx>
         <w:tc>
           <w:tcPr>
             <w:tcW w:w="460" w:type="dxa"/>
@@ -27577,12 +26389,6 @@
         </w:tc>
       </w:tr>
       <w:tr>
-        <w:tblPrEx>
-          <w:tblCellMar>
-            <w:top w:w="0" w:type="dxa"/>
-            <w:bottom w:w="0" w:type="dxa"/>
-          </w:tblCellMar>
-        </w:tblPrEx>
         <w:tc>
           <w:tcPr>
             <w:tcW w:w="460" w:type="dxa"/>
@@ -27710,12 +26516,6 @@
         </w:tc>
       </w:tr>
       <w:tr>
-        <w:tblPrEx>
-          <w:tblCellMar>
-            <w:top w:w="0" w:type="dxa"/>
-            <w:bottom w:w="0" w:type="dxa"/>
-          </w:tblCellMar>
-        </w:tblPrEx>
         <w:tc>
           <w:tcPr>
             <w:tcW w:w="460" w:type="dxa"/>
@@ -27843,12 +26643,6 @@
         </w:tc>
       </w:tr>
       <w:tr>
-        <w:tblPrEx>
-          <w:tblCellMar>
-            <w:top w:w="0" w:type="dxa"/>
-            <w:bottom w:w="0" w:type="dxa"/>
-          </w:tblCellMar>
-        </w:tblPrEx>
         <w:tc>
           <w:tcPr>
             <w:tcW w:w="460" w:type="dxa"/>
@@ -27994,12 +26788,6 @@
         </w:tc>
       </w:tr>
       <w:tr>
-        <w:tblPrEx>
-          <w:tblCellMar>
-            <w:top w:w="0" w:type="dxa"/>
-            <w:bottom w:w="0" w:type="dxa"/>
-          </w:tblCellMar>
-        </w:tblPrEx>
         <w:tc>
           <w:tcPr>
             <w:tcW w:w="460" w:type="dxa"/>
@@ -28127,12 +26915,6 @@
         </w:tc>
       </w:tr>
       <w:tr>
-        <w:tblPrEx>
-          <w:tblCellMar>
-            <w:top w:w="0" w:type="dxa"/>
-            <w:bottom w:w="0" w:type="dxa"/>
-          </w:tblCellMar>
-        </w:tblPrEx>
         <w:tc>
           <w:tcPr>
             <w:tcW w:w="460" w:type="dxa"/>
@@ -28514,12 +27296,6 @@
       <w:gridCol w:w="4080"/>
     </w:tblGrid>
     <w:tr>
-      <w:tblPrEx>
-        <w:tblCellMar>
-          <w:top w:w="0" w:type="dxa"/>
-          <w:bottom w:w="0" w:type="dxa"/>
-        </w:tblCellMar>
-      </w:tblPrEx>
       <w:tc>
         <w:tcPr>
           <w:tcW w:w="6000" w:type="dxa"/>
